--- a/doc/ТЗ.docx
+++ b/doc/ТЗ.docx
@@ -538,18 +538,90 @@
         <w:ind w:firstLine="709"/>
         <w:jc w:val="both"/>
         <w:rPr>
-          <w:b/>
-          <w:sz w:val="28"/>
-          <w:szCs w:val="28"/>
-        </w:rPr>
-      </w:pPr>
-      <w:r>
-        <w:rPr>
-          <w:b/>
-          <w:sz w:val="28"/>
-          <w:szCs w:val="28"/>
-        </w:rPr>
-        <w:t xml:space="preserve">3.1. Требования к функциональным характеристикам </w:t>
+          <w:bCs/>
+          <w:i/>
+          <w:iCs/>
+          <w:sz w:val="28"/>
+          <w:szCs w:val="28"/>
+        </w:rPr>
+      </w:pPr>
+      <w:r>
+        <w:rPr>
+          <w:bCs/>
+          <w:i/>
+          <w:iCs/>
+          <w:sz w:val="28"/>
+          <w:szCs w:val="28"/>
+        </w:rPr>
+        <w:t>3.1. Требования к функциональным характеристикам</w:t>
+      </w:r>
+    </w:p>
+    <w:p>
+      <w:pPr>
+        <w:autoSpaceDE w:val="0"/>
+        <w:spacing w:line="360" w:lineRule="auto"/>
+        <w:ind w:firstLine="709"/>
+        <w:jc w:val="both"/>
+        <w:rPr>
+          <w:bCs/>
+          <w:sz w:val="28"/>
+          <w:szCs w:val="28"/>
+        </w:rPr>
+      </w:pPr>
+      <w:r>
+        <w:rPr>
+          <w:bCs/>
+          <w:sz w:val="28"/>
+          <w:szCs w:val="28"/>
+        </w:rPr>
+        <w:t xml:space="preserve">Автоматизированная информационная система </w:t>
+      </w:r>
+      <w:r>
+        <w:rPr>
+          <w:sz w:val="28"/>
+          <w:szCs w:val="28"/>
+        </w:rPr>
+        <w:t>для обслуживания клиентов строительной компании на платформе .</w:t>
+      </w:r>
+      <w:r>
+        <w:rPr>
+          <w:sz w:val="28"/>
+          <w:szCs w:val="28"/>
+          <w:lang w:val="en-US"/>
+        </w:rPr>
+        <w:t>NET</w:t>
+      </w:r>
+      <w:r>
+        <w:rPr>
+          <w:bCs/>
+          <w:sz w:val="28"/>
+          <w:szCs w:val="28"/>
+        </w:rPr>
+        <w:t xml:space="preserve"> </w:t>
+      </w:r>
+      <w:r>
+        <w:rPr>
+          <w:bCs/>
+          <w:sz w:val="28"/>
+          <w:szCs w:val="28"/>
+        </w:rPr>
+        <w:t>должна обе</w:t>
+      </w:r>
+      <w:r>
+        <w:rPr>
+          <w:bCs/>
+          <w:sz w:val="28"/>
+          <w:szCs w:val="28"/>
+        </w:rPr>
+        <w:t>с</w:t>
+      </w:r>
+      <w:r>
+        <w:rPr>
+          <w:bCs/>
+          <w:sz w:val="28"/>
+          <w:szCs w:val="28"/>
+        </w:rPr>
+        <w:t>печивать выполнение следующих функций:</w:t>
       </w:r>
     </w:p>
     <w:p>
@@ -763,6 +835,7 @@
           <w:szCs w:val="28"/>
           <w:shd w:val="clear" w:color="auto" w:fill="FFFFFF"/>
         </w:rPr>
+        <w:lastRenderedPageBreak/>
         <w:t>фильтрация данных по закрепленным сотрудникам за клиентом на форме «Просмотр клиентов» под ролью руководителя;</w:t>
       </w:r>
     </w:p>
@@ -818,7 +891,6 @@
           <w:szCs w:val="28"/>
           <w:shd w:val="clear" w:color="auto" w:fill="FFFFFF"/>
         </w:rPr>
-        <w:lastRenderedPageBreak/>
         <w:t>сортировка данных по ФИО клиентов на форме «Просмотр клиентов» под ролью менеджера и руководителя;</w:t>
       </w:r>
     </w:p>
@@ -1669,6 +1741,7 @@
           <w:szCs w:val="28"/>
           <w:lang w:val="en-US"/>
         </w:rPr>
+        <w:lastRenderedPageBreak/>
         <w:t>печать</w:t>
       </w:r>
       <w:proofErr w:type="spellEnd"/>
@@ -1810,7 +1883,6 @@
           <w:sz w:val="28"/>
           <w:szCs w:val="28"/>
         </w:rPr>
-        <w:lastRenderedPageBreak/>
         <w:t>ввод полей «Фамилия», «Имя», «Отчество» автоматически на русском языке с заглавной буквы на формах «Редактирование клиента» и «Добавление клиента»;</w:t>
       </w:r>
     </w:p>
@@ -2129,6 +2201,7 @@
           <w:sz w:val="28"/>
           <w:szCs w:val="28"/>
         </w:rPr>
+        <w:lastRenderedPageBreak/>
         <w:t>контроль дублирования попытке авторизации, система выдаёт сообщение о неудачной авторизации, при повторной авторизации требуется заполнение логина и пароля;</w:t>
       </w:r>
     </w:p>
@@ -2179,7 +2252,6 @@
           <w:sz w:val="28"/>
           <w:szCs w:val="28"/>
         </w:rPr>
-        <w:lastRenderedPageBreak/>
         <w:t>при добавлении, изменении, удаления выводить сообщение о подтверждении действия;</w:t>
       </w:r>
     </w:p>
@@ -2868,6 +2940,7 @@
           <w:sz w:val="28"/>
           <w:szCs w:val="28"/>
         </w:rPr>
+        <w:lastRenderedPageBreak/>
         <w:t>Основными документами, регламентирующие разработку системы является:</w:t>
       </w:r>
     </w:p>
@@ -3068,7 +3141,6 @@
           <w:szCs w:val="28"/>
           <w:lang w:val="en-US"/>
         </w:rPr>
-        <w:lastRenderedPageBreak/>
         <w:t xml:space="preserve">5. </w:t>
       </w:r>
       <w:proofErr w:type="spellStart"/>
@@ -3425,6 +3497,7 @@
           <w:sz w:val="28"/>
           <w:szCs w:val="28"/>
         </w:rPr>
+        <w:lastRenderedPageBreak/>
         <w:t>Таблица 6.1 – Стадии и этапы разработки программного продукта</w:t>
       </w:r>
     </w:p>
@@ -3848,7 +3921,6 @@
                 <w:sz w:val="28"/>
                 <w:szCs w:val="28"/>
               </w:rPr>
-              <w:lastRenderedPageBreak/>
               <w:t>3</w:t>
             </w:r>
           </w:p>
@@ -5080,25 +5152,7 @@
           <w:sz w:val="28"/>
           <w:szCs w:val="28"/>
         </w:rPr>
-        <w:t xml:space="preserve">5. Прайс Марк Дж. C# 7 и .NET Core </w:t>
-      </w:r>
-      <w:proofErr w:type="gramStart"/>
-      <w:r>
-        <w:rPr>
-          <w:color w:val="000000"/>
-          <w:sz w:val="28"/>
-          <w:szCs w:val="28"/>
-        </w:rPr>
-        <w:t>Кросс-платформенная</w:t>
-      </w:r>
-      <w:proofErr w:type="gramEnd"/>
-      <w:r>
-        <w:rPr>
-          <w:color w:val="000000"/>
-          <w:sz w:val="28"/>
-          <w:szCs w:val="28"/>
-        </w:rPr>
-        <w:t xml:space="preserve"> разработка для профессионалов. 3-е изд. - СПб.: Питер, 2022.</w:t>
+        <w:t>5. Прайс Марк Дж. C# 7 и .NET Core Кросс-платформенная разработка для профессионалов. 3-е изд. - СПб.: Питер, 2022.</w:t>
       </w:r>
     </w:p>
     <w:p>
@@ -7779,7 +7833,6 @@
   <w:style w:type="character" w:default="1" w:styleId="a0">
     <w:name w:val="Default Paragraph Font"/>
     <w:uiPriority w:val="1"/>
-    <w:semiHidden/>
     <w:unhideWhenUsed/>
   </w:style>
   <w:style w:type="table" w:default="1" w:styleId="a1">
@@ -8719,6 +8772,7 @@
   </w:style>
   <w:style w:type="character" w:customStyle="1" w:styleId="docdata">
     <w:name w:val="docdata"/>
+    <w:aliases w:val="docy,v5,1188,bqiaagaaeyqcaaagiaiaaamibaaabryeaaaaaaaaaaaaaaaaaaaaaaaaaaaaaaaaaaaaaaaaaaaaaaaaaaaaaaaaaaaaaaaaaaaaaaaaaaaaaaaaaaaaaaaaaaaaaaaaaaaaaaaaaaaaaaaaaaaaaaaaaaaaaaaaaaaaaaaaaaaaaaaaaaaaaaaaaaaaaaaaaaaaaaaaaaaaaaaaaaaaaaaaaaaaaaaaaaaaaaaa"/>
     <w:basedOn w:val="a0"/>
     <w:qFormat/>
     <w:rsid w:val="003F2DFE"/>
